--- a/docs/capacitacion/guion youtube/video-3-ia-definiciones-y-palabras-clave-natural.docx
+++ b/docs/capacitacion/guion youtube/video-3-ia-definiciones-y-palabras-clave-natural.docx
@@ -53,12 +53,12 @@
     </w:p>
     <w:p>
       <w:r>
-        <w:t>Escriben un mensaje en el teléfono y les sugiere la siguiente palabra. ¿Qué está pasando ahí? Hay un modelo que aprendió, de millones de textos, qué palabras suelen seguir a cuáles. El correo manda un mensaje a la carpeta de no deseados: otro modelo, que aprendió de muchísimos correos que otras personas marcaron como basura, qué rasgos tiene un mensaje de ese tipo. Una plataforma de video propone qué ver después: un modelo que aprendió de lo que miraron personas parecidas a ustedes.</w:t>
+        <w:t>Escriben un mensaje en el teléfono y les sugiere la siguiente palabra. ¿Qué está pasando ahí? Un modelo aprendió, de millones de textos, qué palabras suelen seguir a cuáles. El correo manda un mensaje a la carpeta de no deseados: otro modelo se formó con muchísimos correos que otras personas marcaron como basura, y así reconoce los rasgos de ese tipo de mensaje. Y la plataforma de video propone qué ver después porque se apoya en lo que miraron personas parecidas a ustedes.</w:t>
       </w:r>
     </w:p>
     <w:p>
       <w:r>
-        <w:t>Lo mismo con la voz. Le dictan algo al teléfono y lo transcribe, porque un modelo aprendió a relacionar sonidos con palabras escuchando enormes cantidades de grabaciones transcritas. Un traductor convierte una frase de un idioma a otro, y aprendió de colecciones enormes de textos traducidos.</w:t>
+        <w:t>Lo mismo pasa con la voz. Al dictarle algo al teléfono, el modelo que lo transcribe aprendió a relacionar sonidos con palabras escuchando grandes cantidades de grabaciones transcritas, y un traductor que pasa una frase de un idioma a otro se formó con enormes colecciones de textos traducidos.</w:t>
       </w:r>
     </w:p>
     <w:p>
@@ -170,7 +170,7 @@
     </w:p>
     <w:p>
       <w:r>
-        <w:t>La idea que da nombre al aprendizaje automático cabe en una frase: en lugar de escribir las reglas, se muestran ejemplos y se deja que el sistema las encuentre. En la programación tradicional se entregan reglas y datos, y salen las respuestas. En el aprendizaje automático se entregan datos y respuestas, y salen las reglas. Es una inversión del flujo, y de ella depende todo lo que sigue.</w:t>
+        <w:t>La idea de fondo del aprendizaje automático cabe en una frase: el sistema encuentra las reglas a partir de ejemplos, en vez de que alguien las escriba. En la programación tradicional se entregan reglas y datos y salen las respuestas. En el aprendizaje automático se entregan datos y respuestas y salen las reglas. El flujo se invierte, y de eso depende todo lo que sigue.</w:t>
       </w:r>
     </w:p>
     <w:p>
@@ -191,11 +191,6 @@
     <w:p>
       <w:r>
         <w:t>Y otra cosa: cuando se habla de inteligencia artificial en los medios, casi siempre se está hablando de aprendizaje profundo, que es la rama que más ha avanzado en los últimos años con imágenes, sonido y texto. Es la que usamos aquí.</w:t>
-      </w:r>
-    </w:p>
-    <w:p>
-      <w:r>
-        <w:t>Quédense con una imagen sencilla, que nos va a servir en todas las sesiones. En la programación tradicional, yo escribo las reglas y la computadora las aplica. En el aprendizaje automático, yo le doy ejemplos y la computadora descubre las reglas. Todo lo demás son detalles de cómo hacerlo bien.</w:t>
       </w:r>
     </w:p>
     <w:p>
@@ -252,7 +247,7 @@
     </w:p>
     <w:p>
       <w:r>
-        <w:t>Empecemos por la palabra que más vamos a usar: red neuronal. Una red neuronal es un programa que aprende de ejemplos.</w:t>
+        <w:t>Empecemos por la palabra que más vamos a usar: red neuronal. Dicho de forma sencilla, es un programa que se va afinando con ejemplos.</w:t>
       </w:r>
     </w:p>
     <w:p>
@@ -318,7 +313,7 @@
     </w:p>
     <w:p>
       <w:r>
-        <w:t>En este proyecto, Colab es donde se entrena el modelo. El entrenamiento está escrito en un cuaderno que cualquier persona con el enlace puede abrir y ejecutar, y eso es parte de lo que decíamos sobre que todo se pueda repetir.</w:t>
+        <w:t>En este proyecto, Colab es donde se entrena el modelo. El entrenamiento está escrito en un cuaderno que cualquier persona con el enlace puede abrir y ejecutar, y así cualquiera puede repetir el entrenamiento.</w:t>
       </w:r>
     </w:p>
     <w:p>
@@ -369,7 +364,7 @@
     </w:p>
     <w:p>
       <w:r>
-        <w:t>Hay otros lenguajes que también se usan en inteligencia artificial, como C++ para las partes que necesitan máxima velocidad. Pero Python es el que se usa para escribir y probar las ideas. Y tiene otra ventaja: el mismo lenguaje sirve para entrenar la red y para hacer el sitio web, así que no hay que cambiar de herramienta entre una parte y la otra.</w:t>
+        <w:t>Hay otros lenguajes que también se usan en inteligencia artificial, como C++ para las partes que necesitan máxima velocidad. Pero Python es el que se usa para escribir y probar las ideas.</w:t>
       </w:r>
     </w:p>
     <w:p>
@@ -573,7 +568,7 @@
     </w:p>
     <w:p>
       <w:r>
-        <w:t>Un cuaderno es, además, un registro. Si alguien quiere saber con qué datos y con qué decisiones se obtuvo un modelo, el cuaderno lo dice. Y si alguien quiere repetirlo, lo ejecuta. Eso es lo que significa que el proceso se pueda repetir, una idea que va a volver en todo el curso.</w:t>
+        <w:t>Un cuaderno es, además, un registro. Si alguien quiere saber con qué datos y con qué decisiones se obtuvo un modelo, el cuaderno lo dice. Y si alguien quiere repetirlo, lo ejecuta.</w:t>
       </w:r>
     </w:p>
     <w:p>

--- a/docs/capacitacion/guion youtube/video-3-ia-definiciones-y-palabras-clave-natural.docx
+++ b/docs/capacitacion/guion youtube/video-3-ia-definiciones-y-palabras-clave-natural.docx
@@ -12,7 +12,7 @@
     </w:p>
     <w:p>
       <w:r>
-        <w:t>Image Bio Pro · Sesión 1 · Capacitación en video</w:t>
+        <w:t>Image Bio Pro · Módulo 1 · Capacitación en video</w:t>
       </w:r>
     </w:p>
     <w:p>
@@ -134,7 +134,7 @@
     </w:p>
     <w:p>
       <w:r>
-        <w:t>Un resultado producido por un modelo es una medición, con sus márgenes de error, y no una verdad. Por eso, en un buen sistema, el resultado siempre se puede revisar. Esa idea nos va a acompañar en todas las sesiones.</w:t>
+        <w:t>Un resultado producido por un modelo es una medición, con sus márgenes de error, y no una verdad. Por eso, en un buen sistema, el resultado siempre se puede revisar. Esa idea nos va a acompañar en todos los módulos.</w:t>
       </w:r>
     </w:p>
     <w:p>
@@ -211,12 +211,12 @@
           <w:i/>
           <w:sz w:val="20"/>
         </w:rPr>
-        <w:t>Idea central: Seis palabras para las cuatro sesiones: red neuronal, Google Colab, Python, Flask, modelo y servidor. Entrenamiento e inferencia se explican en el siguiente video.</w:t>
+        <w:t>Idea central: Seis palabras para los cuatro módulos: red neuronal, Google Colab, Python, Flask, modelo y servidor. Entrenamiento e inferencia se explican en el siguiente video.</w:t>
       </w:r>
     </w:p>
     <w:p>
       <w:r>
-        <w:t>Les dejo en pantalla unas palabras que van a escuchar durante las cuatro sesiones. No las voy a leer todas, solo las que salen hoy.</w:t>
+        <w:t>Les dejo en pantalla unas palabras que van a escuchar durante los cuatro módulos. No las voy a leer todas, solo las que salen hoy.</w:t>
       </w:r>
     </w:p>
     <w:p>
@@ -517,7 +517,7 @@
     </w:p>
     <w:p>
       <w:r>
-        <w:t>Y de cómo se pone un servidor en internet, y qué cuidados requiere, hablaremos en la última sesión.</w:t>
+        <w:t>Y de cómo se pone un servidor en internet, y qué cuidados requiere, hablaremos en el último módulo.</w:t>
       </w:r>
     </w:p>
     <w:p>
@@ -573,7 +573,7 @@
     </w:p>
     <w:p>
       <w:r>
-        <w:t>El cuaderno lo vamos a abrir y recorrer juntos en la última sesión. En el siguiente video vemos cómo se entrena un modelo y cómo se usa.</w:t>
+        <w:t>El cuaderno lo vamos a abrir y recorrer juntos en el último módulo. En el siguiente video vemos cómo se entrena un modelo y cómo se usa.</w:t>
       </w:r>
     </w:p>
     <w:sectPr>

--- a/docs/capacitacion/guion youtube/video-3-ia-definiciones-y-palabras-clave-natural.docx
+++ b/docs/capacitacion/guion youtube/video-3-ia-definiciones-y-palabras-clave-natural.docx
@@ -12,7 +12,7 @@
     </w:p>
     <w:p>
       <w:r>
-        <w:t>Image Bio Pro · Módulo 1 · Capacitación en video</w:t>
+        <w:t>BioImage-Repro UAM · Módulo 1 · Capacitación en video</w:t>
       </w:r>
     </w:p>
     <w:p>
